--- a/Read this file.docx
+++ b/Read this file.docx
@@ -65,8 +65,18 @@
           <w:sz w:val="32"/>
           <w:szCs w:val="32"/>
         </w:rPr>
-        <w:t>git init</w:t>
-      </w:r>
+        <w:t xml:space="preserve">git </w:t>
+      </w:r>
+      <w:proofErr w:type="spellStart"/>
+      <w:r>
+        <w:rPr>
+          <w:rFonts w:ascii="Times New Roman" w:hAnsi="Times New Roman" w:cs="Times New Roman"/>
+          <w:sz w:val="32"/>
+          <w:szCs w:val="32"/>
+        </w:rPr>
+        <w:t>init</w:t>
+      </w:r>
+      <w:proofErr w:type="spellEnd"/>
     </w:p>
     <w:p>
       <w:pPr>
@@ -106,8 +116,18 @@
           <w:sz w:val="32"/>
           <w:szCs w:val="32"/>
         </w:rPr>
-        <w:t>git add .</w:t>
-      </w:r>
+        <w:t xml:space="preserve">git </w:t>
+      </w:r>
+      <w:proofErr w:type="gramStart"/>
+      <w:r>
+        <w:rPr>
+          <w:rFonts w:ascii="Times New Roman" w:hAnsi="Times New Roman" w:cs="Times New Roman"/>
+          <w:sz w:val="32"/>
+          <w:szCs w:val="32"/>
+        </w:rPr>
+        <w:t>add .</w:t>
+      </w:r>
+      <w:proofErr w:type="gramEnd"/>
       <w:r>
         <w:rPr>
           <w:rFonts w:ascii="Times New Roman" w:hAnsi="Times New Roman" w:cs="Times New Roman"/>
@@ -621,32 +641,9 @@
           <w:sz w:val="32"/>
           <w:szCs w:val="32"/>
         </w:rPr>
-        <w:t>git branch</w:t>
-      </w:r>
-      <w:r>
-        <w:rPr>
-          <w:rFonts w:ascii="Times New Roman" w:hAnsi="Times New Roman" w:cs="Times New Roman"/>
-          <w:sz w:val="32"/>
-          <w:szCs w:val="32"/>
-        </w:rPr>
-        <w:t xml:space="preserve"> .</w:t>
-      </w:r>
-      <w:r>
-        <w:rPr>
-          <w:rFonts w:ascii="Times New Roman" w:hAnsi="Times New Roman" w:cs="Times New Roman"/>
-          <w:sz w:val="32"/>
-          <w:szCs w:val="32"/>
-        </w:rPr>
-        <w:t>If not, switch:</w:t>
-      </w:r>
-      <w:r>
-        <w:rPr>
-          <w:rFonts w:ascii="Times New Roman" w:hAnsi="Times New Roman" w:cs="Times New Roman"/>
-          <w:sz w:val="32"/>
-          <w:szCs w:val="32"/>
-        </w:rPr>
-        <w:t xml:space="preserve"> </w:t>
-      </w:r>
+        <w:t xml:space="preserve">git </w:t>
+      </w:r>
+      <w:proofErr w:type="gramStart"/>
       <w:r>
         <w:rPr>
           <w:rFonts w:ascii="Times New Roman" w:hAnsi="Times New Roman" w:cs="Times New Roman"/>
@@ -655,6 +652,49 @@
           <w:sz w:val="32"/>
           <w:szCs w:val="32"/>
         </w:rPr>
+        <w:t>branch</w:t>
+      </w:r>
+      <w:r>
+        <w:rPr>
+          <w:rFonts w:ascii="Times New Roman" w:hAnsi="Times New Roman" w:cs="Times New Roman"/>
+          <w:sz w:val="32"/>
+          <w:szCs w:val="32"/>
+        </w:rPr>
+        <w:t xml:space="preserve"> .</w:t>
+      </w:r>
+      <w:r>
+        <w:rPr>
+          <w:rFonts w:ascii="Times New Roman" w:hAnsi="Times New Roman" w:cs="Times New Roman"/>
+          <w:sz w:val="32"/>
+          <w:szCs w:val="32"/>
+        </w:rPr>
+        <w:t>If</w:t>
+      </w:r>
+      <w:proofErr w:type="gramEnd"/>
+      <w:r>
+        <w:rPr>
+          <w:rFonts w:ascii="Times New Roman" w:hAnsi="Times New Roman" w:cs="Times New Roman"/>
+          <w:sz w:val="32"/>
+          <w:szCs w:val="32"/>
+        </w:rPr>
+        <w:t xml:space="preserve"> not, switch:</w:t>
+      </w:r>
+      <w:r>
+        <w:rPr>
+          <w:rFonts w:ascii="Times New Roman" w:hAnsi="Times New Roman" w:cs="Times New Roman"/>
+          <w:sz w:val="32"/>
+          <w:szCs w:val="32"/>
+        </w:rPr>
+        <w:t xml:space="preserve"> </w:t>
+      </w:r>
+      <w:r>
+        <w:rPr>
+          <w:rFonts w:ascii="Times New Roman" w:hAnsi="Times New Roman" w:cs="Times New Roman"/>
+          <w:b/>
+          <w:bCs/>
+          <w:sz w:val="32"/>
+          <w:szCs w:val="32"/>
+        </w:rPr>
         <w:t>git checkout dev</w:t>
       </w:r>
     </w:p>
@@ -706,8 +746,18 @@
           <w:sz w:val="32"/>
           <w:szCs w:val="32"/>
         </w:rPr>
-        <w:t>git add .</w:t>
-      </w:r>
+        <w:t xml:space="preserve">git </w:t>
+      </w:r>
+      <w:proofErr w:type="gramStart"/>
+      <w:r>
+        <w:rPr>
+          <w:rFonts w:ascii="Times New Roman" w:hAnsi="Times New Roman" w:cs="Times New Roman"/>
+          <w:sz w:val="32"/>
+          <w:szCs w:val="32"/>
+        </w:rPr>
+        <w:t>add .</w:t>
+      </w:r>
+      <w:proofErr w:type="gramEnd"/>
     </w:p>
     <w:p>
       <w:pPr>
@@ -810,6 +860,52 @@
         </w:rPr>
         <w:t>git push</w:t>
       </w:r>
+    </w:p>
+    <w:p>
+      <w:pPr>
+        <w:rPr>
+          <w:rFonts w:ascii="Times New Roman" w:hAnsi="Times New Roman" w:cs="Times New Roman"/>
+          <w:sz w:val="32"/>
+          <w:szCs w:val="32"/>
+        </w:rPr>
+      </w:pPr>
+    </w:p>
+    <w:p>
+      <w:pPr>
+        <w:rPr>
+          <w:rFonts w:ascii="Times New Roman" w:hAnsi="Times New Roman" w:cs="Times New Roman"/>
+          <w:sz w:val="32"/>
+          <w:szCs w:val="32"/>
+        </w:rPr>
+      </w:pPr>
+    </w:p>
+    <w:p>
+      <w:pPr>
+        <w:rPr>
+          <w:rFonts w:ascii="Times New Roman" w:hAnsi="Times New Roman" w:cs="Times New Roman"/>
+          <w:sz w:val="32"/>
+          <w:szCs w:val="32"/>
+        </w:rPr>
+      </w:pPr>
+      <w:r>
+        <w:rPr>
+          <w:rFonts w:ascii="Times New Roman" w:hAnsi="Times New Roman" w:cs="Times New Roman"/>
+          <w:sz w:val="32"/>
+          <w:szCs w:val="32"/>
+        </w:rPr>
+        <w:t xml:space="preserve">Q2) </w:t>
+      </w:r>
+      <w:hyperlink r:id="rId6" w:history="1">
+        <w:r>
+          <w:rPr>
+            <w:rStyle w:val="Hyperlink"/>
+            <w:rFonts w:ascii="Times New Roman" w:hAnsi="Times New Roman" w:cs="Times New Roman"/>
+            <w:sz w:val="32"/>
+            <w:szCs w:val="32"/>
+          </w:rPr>
+          <w:t>Shape Divider App</w:t>
+        </w:r>
+      </w:hyperlink>
     </w:p>
     <w:sectPr>
       <w:pgSz w:w="11906" w:h="16838"/>
